--- a/src/documents/tests/fixtures/numbering-definition-recovery/format.docx
+++ b/src/documents/tests/fixtures/numbering-definition-recovery/format.docx
@@ -255,7 +255,7 @@
   <w:abstractNum w:abstractNumId="1">
     <w:lvl w:ilvl="0">
       <w:start w:val="1"/>
-      <w:numFmt w:val="decimalEnclosedCircle"/>
+      <w:numFmt w:val="hebrew2"/>
       <w:lvlText w:val="%1"/>
       <w:lvlJc w:val="left"/>
     </w:lvl>

--- a/src/documents/tests/fixtures/numbering-definition-recovery/format.docx
+++ b/src/documents/tests/fixtures/numbering-definition-recovery/format.docx
@@ -255,7 +255,7 @@
   <w:abstractNum w:abstractNumId="1">
     <w:lvl w:ilvl="0">
       <w:start w:val="1"/>
-      <w:numFmt w:val="hebrew2"/>
+      <w:numFmt w:val="thaiCounting"/>
       <w:lvlText w:val="%1"/>
       <w:lvlJc w:val="left"/>
     </w:lvl>
